--- a/docs/Текст_выступления_Лазарев_ВКР.docx
+++ b/docs/Текст_выступления_Лазарев_ВКР.docx
@@ -149,7 +149,7 @@
           <w:i w:val="0"/>
           <w:sz w:val="28"/>
         </w:rPr>
-        <w:t>— Слайды 2–3 (актуальность, цель, модели и данные) — 1 минута.</w:t>
+        <w:t>— Слайды 2–3 (актуальность, цель, модели и данные) — 55 секунд.</w:t>
       </w:r>
     </w:p>
     <w:p>
@@ -164,7 +164,7 @@
           <w:i w:val="0"/>
           <w:sz w:val="28"/>
         </w:rPr>
-        <w:t>— Слайд 4 (методология) — 40 секунд.</w:t>
+        <w:t>— Слайд 4 (методология) — 35 секунд.</w:t>
       </w:r>
     </w:p>
     <w:p>
@@ -179,7 +179,7 @@
           <w:i w:val="0"/>
           <w:sz w:val="28"/>
         </w:rPr>
-        <w:t>— Слайды 5–6 (прямое прогнозирование, длина ряда) — 1 минута 30 секунд.</w:t>
+        <w:t>— Слайды 5–6 (прямое прогнозирование, длина ряда) — 1 минута 20 секунд.</w:t>
       </w:r>
     </w:p>
     <w:p>
@@ -194,7 +194,7 @@
           <w:i w:val="0"/>
           <w:sz w:val="28"/>
         </w:rPr>
-        <w:t>— Слайды 7–8 (предобучение) — 1 минута 30 секунд.</w:t>
+        <w:t>— Слайды 7–8 (предобучение) — 1 минута 20 секунд.</w:t>
       </w:r>
     </w:p>
     <w:p>
@@ -209,7 +209,7 @@
           <w:i w:val="0"/>
           <w:sz w:val="28"/>
         </w:rPr>
-        <w:t>— Слайд 9 (анализ отдельных рядов) — 45 секунд.</w:t>
+        <w:t>— Слайд 9 (сравнительная таблица) — 40 секунд.</w:t>
       </w:r>
     </w:p>
     <w:p>
@@ -224,7 +224,7 @@
           <w:i w:val="0"/>
           <w:sz w:val="28"/>
         </w:rPr>
-        <w:t>— Слайд 10 (итеративное прогнозирование) — 40 секунд.</w:t>
+        <w:t>— Слайд 10 (анализ отдельных рядов) — 40 секунд.</w:t>
       </w:r>
     </w:p>
     <w:p>
@@ -239,7 +239,7 @@
           <w:i w:val="0"/>
           <w:sz w:val="28"/>
         </w:rPr>
-        <w:t>— Слайд 11 (выводы) — 50 секунд.</w:t>
+        <w:t>— Слайд 11 (итеративное прогнозирование) — 35 секунд.</w:t>
       </w:r>
     </w:p>
     <w:p>
@@ -254,7 +254,22 @@
           <w:i w:val="0"/>
           <w:sz w:val="28"/>
         </w:rPr>
-        <w:t>— Слайд 12 (заключение) — 10 секунд.</w:t>
+        <w:t>— Слайд 12 (выводы) — 45 секунд.</w:t>
+      </w:r>
+    </w:p>
+    <w:p>
+      <w:pPr>
+        <w:spacing w:after="40"/>
+        <w:jc w:val="left"/>
+      </w:pPr>
+      <w:r>
+        <w:rPr>
+          <w:rFonts w:ascii="Times New Roman" w:hAnsi="Times New Roman"/>
+          <w:b w:val="0"/>
+          <w:i w:val="0"/>
+          <w:sz w:val="28"/>
+        </w:rPr>
+        <w:t>— Слайд 13 (заключение) — 10 секунд.</w:t>
       </w:r>
     </w:p>
     <w:p>
@@ -673,7 +688,52 @@
           <w:i w:val="0"/>
           <w:sz w:val="28"/>
         </w:rPr>
-        <w:t>Слайд 9. Анализ отдельных рядов</w:t>
+        <w:t>Слайд 9. Предобученные нейросети vs классические модели</w:t>
+      </w:r>
+    </w:p>
+    <w:p>
+      <w:pPr>
+        <w:spacing w:after="120"/>
+        <w:jc w:val="left"/>
+      </w:pPr>
+      <w:r>
+        <w:rPr>
+          <w:rFonts w:ascii="Times New Roman" w:hAnsi="Times New Roman"/>
+          <w:b w:val="0"/>
+          <w:i w:val="0"/>
+          <w:sz w:val="28"/>
+        </w:rPr>
+        <w:t>Чтобы подчеркнуть эффект предобучения в цифрах, на этом слайде — сводная таблица sMAPE по всем шести частотным категориям. Сверху серым — три классические модели в обычном режиме, снизу — пять предобученных нейросетевых. Прошу обратить внимание не на конкретные числа, а на общую картину по столбцам.</w:t>
+      </w:r>
+    </w:p>
+    <w:p>
+      <w:pPr>
+        <w:spacing w:after="120"/>
+        <w:jc w:val="left"/>
+      </w:pPr>
+      <w:r>
+        <w:rPr>
+          <w:rFonts w:ascii="Times New Roman" w:hAnsi="Times New Roman"/>
+          <w:b w:val="0"/>
+          <w:i w:val="0"/>
+          <w:sz w:val="28"/>
+        </w:rPr>
+        <w:t>Смотрите на столбцы M3-M и M4-D — это месячные ряды M3 и ежедневные ряды M4. Здесь предобученные нейросети уверенно ниже классики: на M3 monthly лучшая классика около 17, а TimesNet и DLinear — около 14; на M4 daily классика на уровне 3,2–4,0, а нейросети — 2,4–2,8. На коротких рядах слева, наоборот, классика впереди. Таблица наглядно показывает: предобучение смещает преимущество в сторону нейросетей именно там, где достаточно данных.</w:t>
+      </w:r>
+    </w:p>
+    <w:p>
+      <w:pPr>
+        <w:spacing w:after="80"/>
+        <w:jc w:val="left"/>
+      </w:pPr>
+      <w:r>
+        <w:rPr>
+          <w:rFonts w:ascii="Times New Roman" w:hAnsi="Times New Roman"/>
+          <w:b/>
+          <w:i w:val="0"/>
+          <w:sz w:val="28"/>
+        </w:rPr>
+        <w:t>Слайд 10. Анализ отдельных рядов</w:t>
       </w:r>
     </w:p>
     <w:p>
@@ -718,7 +778,7 @@
           <w:i w:val="0"/>
           <w:sz w:val="28"/>
         </w:rPr>
-        <w:t>Слайд 10. Итеративное прогнозирование</w:t>
+        <w:t>Слайд 11. Итеративное прогнозирование</w:t>
       </w:r>
     </w:p>
     <w:p>
@@ -763,7 +823,7 @@
           <w:i w:val="0"/>
           <w:sz w:val="28"/>
         </w:rPr>
-        <w:t>Слайд 11. Выводы и практические рекомендации</w:t>
+        <w:t>Слайд 12. Выводы и практические рекомендации</w:t>
       </w:r>
     </w:p>
     <w:p>
@@ -808,7 +868,7 @@
           <w:i w:val="0"/>
           <w:sz w:val="28"/>
         </w:rPr>
-        <w:t>Слайд 12. Заключение</w:t>
+        <w:t>Слайд 13. Заключение</w:t>
       </w:r>
     </w:p>
     <w:p>

--- a/docs/Текст_выступления_Лазарев_ВКР.docx
+++ b/docs/Текст_выступления_Лазарев_ВКР.docx
@@ -44,7 +44,7 @@
           <w:i w:val="0"/>
           <w:sz w:val="30"/>
         </w:rPr>
-        <w:t>Текст выступления к защите ВКР</w:t>
+        <w:t>Текст выступления к защите выпускной квалификационной работы</w:t>
       </w:r>
     </w:p>
     <w:p>
@@ -65,7 +65,7 @@
     <w:p>
       <w:pPr>
         <w:spacing w:after="120"/>
-        <w:jc w:val="left"/>
+        <w:jc w:val="center"/>
       </w:pPr>
       <w:r>
         <w:rPr>
@@ -80,7 +80,7 @@
     <w:p>
       <w:pPr>
         <w:spacing w:after="280"/>
-        <w:jc w:val="left"/>
+        <w:jc w:val="center"/>
       </w:pPr>
       <w:r>
         <w:rPr>
@@ -104,22 +104,7 @@
           <w:i w:val="0"/>
           <w:sz w:val="30"/>
         </w:rPr>
-        <w:t>Рекомендуемое распределение времени</w:t>
-      </w:r>
-    </w:p>
-    <w:p>
-      <w:pPr>
-        <w:spacing w:after="120"/>
-        <w:jc w:val="left"/>
-      </w:pPr>
-      <w:r>
-        <w:rPr>
-          <w:rFonts w:ascii="Times New Roman" w:hAnsi="Times New Roman"/>
-          <w:b w:val="0"/>
-          <w:i w:val="0"/>
-          <w:sz w:val="28"/>
-        </w:rPr>
-        <w:t>Общая длительность выступления — около 7 минут.</w:t>
+        <w:t>Регламент выступления (ориентировочно 7 минут)</w:t>
       </w:r>
     </w:p>
     <w:p>
@@ -134,7 +119,7 @@
           <w:i w:val="0"/>
           <w:sz w:val="28"/>
         </w:rPr>
-        <w:t>— Слайд 1 (титульный) — 15 секунд.</w:t>
+        <w:t>— Слайд 1 — представление темы (15 с).</w:t>
       </w:r>
     </w:p>
     <w:p>
@@ -149,7 +134,7 @@
           <w:i w:val="0"/>
           <w:sz w:val="28"/>
         </w:rPr>
-        <w:t>— Слайды 2–3 (актуальность, цель, модели и данные) — 55 секунд.</w:t>
+        <w:t>— Слайды 2–5 — постановка задачи, модели, протокол (2 мин).</w:t>
       </w:r>
     </w:p>
     <w:p>
@@ -164,7 +149,7 @@
           <w:i w:val="0"/>
           <w:sz w:val="28"/>
         </w:rPr>
-        <w:t>— Слайд 4 (методология) — 35 секунд.</w:t>
+        <w:t>— Слайды 6–7 — прямое прогнозирование и роль длины ряда (1 мин 15 с).</w:t>
       </w:r>
     </w:p>
     <w:p>
@@ -179,7 +164,7 @@
           <w:i w:val="0"/>
           <w:sz w:val="28"/>
         </w:rPr>
-        <w:t>— Слайды 5–6 (прямое прогнозирование, длина ряда) — 1 минута 20 секунд.</w:t>
+        <w:t>— Слайды 8–10 — предобучение и сводное сравнение (1 мин 40 с).</w:t>
       </w:r>
     </w:p>
     <w:p>
@@ -194,7 +179,7 @@
           <w:i w:val="0"/>
           <w:sz w:val="28"/>
         </w:rPr>
-        <w:t>— Слайды 7–8 (предобучение) — 1 минута 20 секунд.</w:t>
+        <w:t>— Слайд 11 — анализ отдельных рядов (35 с).</w:t>
       </w:r>
     </w:p>
     <w:p>
@@ -209,7 +194,7 @@
           <w:i w:val="0"/>
           <w:sz w:val="28"/>
         </w:rPr>
-        <w:t>— Слайд 9 (сравнительная таблица) — 40 секунд.</w:t>
+        <w:t>— Слайд 12 — итеративное прогнозирование (35 с).</w:t>
       </w:r>
     </w:p>
     <w:p>
@@ -224,7 +209,7 @@
           <w:i w:val="0"/>
           <w:sz w:val="28"/>
         </w:rPr>
-        <w:t>— Слайд 10 (анализ отдельных рядов) — 40 секунд.</w:t>
+        <w:t>— Слайд 13 — выводы и рекомендации (45 с).</w:t>
       </w:r>
     </w:p>
     <w:p>
@@ -239,43 +224,13 @@
           <w:i w:val="0"/>
           <w:sz w:val="28"/>
         </w:rPr>
-        <w:t>— Слайд 11 (итеративное прогнозирование) — 35 секунд.</w:t>
-      </w:r>
-    </w:p>
-    <w:p>
-      <w:pPr>
-        <w:spacing w:after="40"/>
-        <w:jc w:val="left"/>
-      </w:pPr>
-      <w:r>
-        <w:rPr>
-          <w:rFonts w:ascii="Times New Roman" w:hAnsi="Times New Roman"/>
-          <w:b w:val="0"/>
-          <w:i w:val="0"/>
-          <w:sz w:val="28"/>
-        </w:rPr>
-        <w:t>— Слайд 12 (выводы) — 45 секунд.</w:t>
-      </w:r>
-    </w:p>
-    <w:p>
-      <w:pPr>
-        <w:spacing w:after="40"/>
-        <w:jc w:val="left"/>
-      </w:pPr>
-      <w:r>
-        <w:rPr>
-          <w:rFonts w:ascii="Times New Roman" w:hAnsi="Times New Roman"/>
-          <w:b w:val="0"/>
-          <w:i w:val="0"/>
-          <w:sz w:val="28"/>
-        </w:rPr>
-        <w:t>— Слайд 13 (заключение) — 10 секунд.</w:t>
+        <w:t>— Слайд 14 — заключение (10 с).</w:t>
       </w:r>
     </w:p>
     <w:p>
       <w:pPr>
         <w:spacing w:after="200"/>
-        <w:jc w:val="left"/>
+        <w:jc w:val="both"/>
       </w:pPr>
       <w:r>
         <w:rPr>
@@ -298,7 +253,7 @@
           <w:i w:val="0"/>
           <w:sz w:val="30"/>
         </w:rPr>
-        <w:t>Текст по слайдам</w:t>
+        <w:t>Текст выступления по слайдам</w:t>
       </w:r>
     </w:p>
     <w:p>
@@ -313,13 +268,13 @@
           <w:i w:val="0"/>
           <w:sz w:val="28"/>
         </w:rPr>
-        <w:t>Слайд 1. Титульный слайд</w:t>
+        <w:t>Слайд 1. Тема работы</w:t>
       </w:r>
     </w:p>
     <w:p>
       <w:pPr>
         <w:spacing w:after="120"/>
-        <w:jc w:val="left"/>
+        <w:jc w:val="both"/>
       </w:pPr>
       <w:r>
         <w:rPr>
@@ -328,22 +283,7 @@
           <w:i w:val="0"/>
           <w:sz w:val="28"/>
         </w:rPr>
-        <w:t>Добрый день, уважаемые члены комиссии! Меня зовут Лазарев Александр, и сегодня я представлю выпускную квалификационную работу на тему «Прогнозирование временных рядов за счёт обучаемой декомпозиции и нейросетевых механизмов учёта долгосрочных зависимостей».</w:t>
-      </w:r>
-    </w:p>
-    <w:p>
-      <w:pPr>
-        <w:spacing w:after="120"/>
-        <w:jc w:val="left"/>
-      </w:pPr>
-      <w:r>
-        <w:rPr>
-          <w:rFonts w:ascii="Times New Roman" w:hAnsi="Times New Roman"/>
-          <w:b w:val="0"/>
-          <w:i w:val="0"/>
-          <w:sz w:val="28"/>
-        </w:rPr>
-        <w:t>Работа выполнена под руководством кандидата физико-математических наук, доцента кафедры высшей математики Петрусевича Дениса Андреевича.</w:t>
+        <w:t>Уважаемые члены комиссии! Представляю выпускную квалификационную работу на тему «Прогнозирование временных рядов за счёт обучаемой декомпозиции и нейросетевых механизмов учёта долгосрочных зависимостей». Работа выполнена под руководством кандидата физико-математических наук, доцента кафедры высшей математики Петрусевича Дениса Андреевича.</w:t>
       </w:r>
     </w:p>
     <w:p>
@@ -358,13 +298,13 @@
           <w:i w:val="0"/>
           <w:sz w:val="28"/>
         </w:rPr>
-        <w:t>Слайд 2. Актуальность и цель работы</w:t>
+        <w:t>Слайд 2. Актуальность и цель</w:t>
       </w:r>
     </w:p>
     <w:p>
       <w:pPr>
         <w:spacing w:after="120"/>
-        <w:jc w:val="left"/>
+        <w:jc w:val="both"/>
       </w:pPr>
       <w:r>
         <w:rPr>
@@ -373,13 +313,13 @@
           <w:i w:val="0"/>
           <w:sz w:val="28"/>
         </w:rPr>
-        <w:t>Краткосрочное прогнозирование временных рядов востребовано в задачах планирования: это продажи, трафик, спрос и потребление ресурсов. На практике у таких рядов ограниченная история, шум, сезонность и структурные сдвиги.</w:t>
+        <w:t>Краткосрочное прогнозирование временных рядов применяется в задачах планирования спроса, нагрузки и потребления ресурсов. Принципиальная сложность состоит в отсутствии универсальной модели: статистические методы устойчивы при ограниченной истории наблюдений, тогда как нейросетевые архитектуры эффективнее на длинных и структурно сложных рядах.</w:t>
       </w:r>
     </w:p>
     <w:p>
       <w:pPr>
         <w:spacing w:after="120"/>
-        <w:jc w:val="left"/>
+        <w:jc w:val="both"/>
       </w:pPr>
       <w:r>
         <w:rPr>
@@ -388,22 +328,7 @@
           <w:i w:val="0"/>
           <w:sz w:val="28"/>
         </w:rPr>
-        <w:t>Главная проблема в том, что универсальной модели не существует: классические статистические методы устойчивы на коротких рядах, а нейросетевые архитектуры лучше работают на длинных и сложных. Современные нейросети включают обучаемую декомпозицию ряда на компоненты и механизмы учёта долгосрочных зависимостей — но открытым остаётся вопрос, дают ли они реальный практический выигрыш.</w:t>
-      </w:r>
-    </w:p>
-    <w:p>
-      <w:pPr>
-        <w:spacing w:after="120"/>
-        <w:jc w:val="left"/>
-      </w:pPr>
-      <w:r>
-        <w:rPr>
-          <w:rFonts w:ascii="Times New Roman" w:hAnsi="Times New Roman"/>
-          <w:b w:val="0"/>
-          <w:i w:val="0"/>
-          <w:sz w:val="28"/>
-        </w:rPr>
-        <w:t>Поэтому цель работы — определить условия, при которых обучаемая декомпозиция и нейросетевые механизмы дают преимущество над классическими подходами, и когда более простые методы предпочтительнее.</w:t>
+        <w:t>Современные нейросетевые модели включают обучаемую декомпозицию ряда на компоненты и механизмы учёта долгосрочных зависимостей. Целью работы является установление условий, при которых эти механизмы обеспечивают практическое преимущество над классическими подходами, а также определение области, в которой более простые методы остаются предпочтительными.</w:t>
       </w:r>
     </w:p>
     <w:p>
@@ -418,13 +343,13 @@
           <w:i w:val="0"/>
           <w:sz w:val="28"/>
         </w:rPr>
-        <w:t>Слайд 3. Модели и масштаб эксперимента</w:t>
+        <w:t>Слайд 3. Классические статистические модели</w:t>
       </w:r>
     </w:p>
     <w:p>
       <w:pPr>
         <w:spacing w:after="120"/>
-        <w:jc w:val="left"/>
+        <w:jc w:val="both"/>
       </w:pPr>
       <w:r>
         <w:rPr>
@@ -433,22 +358,7 @@
           <w:i w:val="0"/>
           <w:sz w:val="28"/>
         </w:rPr>
-        <w:t>В работе сравнивается одиннадцать моделей. Четыре классические: Seasonal Naive, Auto-ARIMA, ETS и Prophet. И семь нейросетевых: DLinear, N-BEATS, TimesNet, Autoformer, FEDformer, PatchTST и гибридный Helformer, в котором фиксированная декомпозиция Хольта–Уинтерса дополняется нейросетевой коррекцией.</w:t>
-      </w:r>
-    </w:p>
-    <w:p>
-      <w:pPr>
-        <w:spacing w:after="120"/>
-        <w:jc w:val="left"/>
-      </w:pPr>
-      <w:r>
-        <w:rPr>
-          <w:rFonts w:ascii="Times New Roman" w:hAnsi="Times New Roman"/>
-          <w:b w:val="0"/>
-          <w:i w:val="0"/>
-          <w:sz w:val="28"/>
-        </w:rPr>
-        <w:t>Эксперимент проведён на двух эталонных наборах: полном M3 Competition — это 2829 рядов — и подвыборке M4 Competition на 3000 рядов. Всего шесть частотных категорий и почти 5829 рядов. Каждая модель тестировалась в трёх режимах: прямое прогнозирование, итеративное и с предобучением на корпусе рядов.</w:t>
+        <w:t>В качестве эталонной базы сравнения используются четыре классические модели. Seasonal Naive воспроизводит значения предыдущего сезонного периода и служит нижней границей качества и основой метрики MASE. Auto-ARIMA — линейная модель стационаризованного ряда с автоматическим подбором порядков. ETS реализует экспоненциальное сглаживание уровня, тренда и сезонности в пространстве состояний. Prophet строит аддитивную декомпозицию с кусочно-линейным трендом и сезонными гармониками. Эти модели интерпретируемы и устойчивы при короткой истории, что делает их сильной базой сравнения.</w:t>
       </w:r>
     </w:p>
     <w:p>
@@ -463,13 +373,13 @@
           <w:i w:val="0"/>
           <w:sz w:val="28"/>
         </w:rPr>
-        <w:t>Слайд 4. Методология: декомпозиция и зависимости</w:t>
+        <w:t>Слайд 4. Нейросетевые модели и их архитектуры</w:t>
       </w:r>
     </w:p>
     <w:p>
       <w:pPr>
         <w:spacing w:after="120"/>
-        <w:jc w:val="left"/>
+        <w:jc w:val="both"/>
       </w:pPr>
       <w:r>
         <w:rPr>
@@ -478,13 +388,13 @@
           <w:i w:val="0"/>
           <w:sz w:val="28"/>
         </w:rPr>
-        <w:t>Ключевых механизмов два. Первый — тип декомпозиции. Фиксированная декомпозиция (ETS, DLinear, Helformer) выделяет тренд и сезонность заранее заданным правилом. Обучаемая декомпозиция (Autoformer, FEDformer, TimesNet) выделяет компоненты сама в ходе обучения. Второй механизм — учёт долгосрочных зависимостей: внимание, свёртки или линейные проекции.</w:t>
+        <w:t>На этом слайде представлены архитектуры ключевых нейросетевых моделей в виде вычислительных конвейеров. Прошу обратить внимание на схему: оранжевым выделен элемент, отвечающий за декомпозицию или её аналог.</w:t>
       </w:r>
     </w:p>
     <w:p>
       <w:pPr>
         <w:spacing w:after="120"/>
-        <w:jc w:val="left"/>
+        <w:jc w:val="both"/>
       </w:pPr>
       <w:r>
         <w:rPr>
@@ -493,7 +403,7 @@
           <w:i w:val="0"/>
           <w:sz w:val="28"/>
         </w:rPr>
-        <w:t>Обратите внимание на диаграмму. По оси — три группы моделей по типу декомпозиции, по высоте столбцов — средний sMAPE и MASE. Видно, что в обычном режиме обучения обучаемая декомпозиция в среднем не выигрывает: её столбец даже немного выше, а разброс — самый большой. То есть сама по себе сложная обучаемая декомпозиция не гарантирует выигрыша; всё решает объём данных, к чему мы вернёмся дальше.</w:t>
+        <w:t>DLinear применяет декомпозицию скользящим средним и две линейные проекции. N-BEATS использует стек блоков с обучаемым базисным разложением и механизмом двойного остатка. TimesNet через быстрое преобразование Фурье выделяет доминирующие периоды, преобразует ряд в двумерное представление и обрабатывает его свёртками. Helformer — гибридная модель: фиксированная декомпозиция Холта–Уинтерса формирует базовый прогноз, а трансформер с рекуррентным блоком моделирует корректирующие коэффициенты. Дополнительно рассмотрены трансформеры Autoformer, FEDformer и PatchTST. Таким образом, модели различаются способом выделения компонент и механизмом учёта зависимостей — это и составляет предмет сравнения.</w:t>
       </w:r>
     </w:p>
     <w:p>
@@ -508,13 +418,13 @@
           <w:i w:val="0"/>
           <w:sz w:val="28"/>
         </w:rPr>
-        <w:t>Слайд 5. Прямое прогнозирование: общая картина</w:t>
+        <w:t>Слайд 5. Экспериментальная база и протокол</w:t>
       </w:r>
     </w:p>
     <w:p>
       <w:pPr>
         <w:spacing w:after="120"/>
-        <w:jc w:val="left"/>
+        <w:jc w:val="both"/>
       </w:pPr>
       <w:r>
         <w:rPr>
@@ -523,13 +433,13 @@
           <w:i w:val="0"/>
           <w:sz w:val="28"/>
         </w:rPr>
-        <w:t>Сначала посмотрим общую картину прямого прогнозирования. На графике — эволюция рангов ключевых моделей по шести частотным категориям, слева направо от годовых рядов M3 до ежедневных рядов M4. Чем ниже линия, тем лучше модель: ранг 1 — лучший.</w:t>
+        <w:t>Эксперимент проведён на двух эталонных наборах. Использован полный набор M3 Competition — 2829 рядов — и подвыборка M4 Competition на 3000 рядов; всего шесть частотных категорий и 5829 рядов. Для устойчивости выводов качество оценивалось тремя метриками — sMAPE, MASE и RMSE.</w:t>
       </w:r>
     </w:p>
     <w:p>
       <w:pPr>
         <w:spacing w:after="120"/>
-        <w:jc w:val="left"/>
+        <w:jc w:val="both"/>
       </w:pPr>
       <w:r>
         <w:rPr>
@@ -538,7 +448,7 @@
           <w:i w:val="0"/>
           <w:sz w:val="28"/>
         </w:rPr>
-        <w:t>Видно главное: классические модели — Auto-ARIMA, ETS и Seasonal Naive — идут по верхней части графика, то есть стабильно лидируют на всех частотах. Среди нейросетей выделяется TimesNet — фиолетовая линия: это лучшая нейросетевая модель, её средний ранг около четырёх, она вплотную подходит к классике. Трансформеры в режиме обучения на одном ряде заметно отстают. И ключевая тенденция: чем выше частота и длиннее ряды — тем сильнее линии нейросетей поднимаются вверх, разрыв с классикой сокращается.</w:t>
+        <w:t>Каждая модель тестировалась в трёх режимах: прямом, итеративном и с предобучением на корпусе рядов. Дополнительная ось анализа — тип декомпозиции: фиксированная, обучаемая и её отсутствие. Сопоставление по этим трём осям и формирует структуру дальнейшего анализа.</w:t>
       </w:r>
     </w:p>
     <w:p>
@@ -553,13 +463,13 @@
           <w:i w:val="0"/>
           <w:sz w:val="28"/>
         </w:rPr>
-        <w:t>Слайд 6. Длина ряда — ключевой фактор</w:t>
+        <w:t>Слайд 6. Прямое прогнозирование</w:t>
       </w:r>
     </w:p>
     <w:p>
       <w:pPr>
         <w:spacing w:after="120"/>
-        <w:jc w:val="left"/>
+        <w:jc w:val="both"/>
       </w:pPr>
       <w:r>
         <w:rPr>
@@ -568,13 +478,13 @@
           <w:i w:val="0"/>
           <w:sz w:val="28"/>
         </w:rPr>
-        <w:t>Этот слайд объясняет, почему так происходит. На горизонтальной диаграмме — средний sMAPE всех моделей на ежедневных рядах M4, это самые длинные ряды в эксперименте. Зелёным отмечены классические модели, синим — нейросетевые.</w:t>
+        <w:t>На графике показана динамика рангов ключевых моделей по шести частотным категориям, слева направо — от годовых рядов M3 до ежедневных рядов M4. Меньший ранг соответствует лучшему качеству.</w:t>
       </w:r>
     </w:p>
     <w:p>
       <w:pPr>
         <w:spacing w:after="120"/>
-        <w:jc w:val="left"/>
+        <w:jc w:val="both"/>
       </w:pPr>
       <w:r>
         <w:rPr>
@@ -583,7 +493,7 @@
           <w:i w:val="0"/>
           <w:sz w:val="28"/>
         </w:rPr>
-        <w:t>Здесь хорошо видно, что на длинных рядах картина меняется: TimesNet с результатом 3,62 вплотную подходит к лучшей классике — Auto-ARIMA 3,22 и ETS 3,46, а PatchTST, N-BEATS и Helformer образуют плотную конкурентоспособную группу. Prophet ожидаемо стоит особняком справа — он плохо справляется с недельной сезонностью. Главный вывод слайда: существует пороговая длина ряда порядка 50–100 наблюдений; ниже неё уверенно лидирует классика, выше — нейросети становятся конкурентоспособными.</w:t>
+        <w:t>Линии классических моделей расположены в верхней части графика, то есть Auto-ARIMA, ETS и Seasonal Naive устойчиво занимают лидирующие позиции на всех частотах. Среди нейросетевых моделей выделяется TimesNet со средним рангом около четырёх. Трансформеры в режиме обучения на одном ряде заметно отстают. Существенно, что с ростом частоты и длины рядов линии нейросетевых моделей поднимаются — разрыв с классикой убывает.</w:t>
       </w:r>
     </w:p>
     <w:p>
@@ -598,13 +508,13 @@
           <w:i w:val="0"/>
           <w:sz w:val="28"/>
         </w:rPr>
-        <w:t>Слайд 7. Предобучение — главный результат</w:t>
+        <w:t>Слайд 7. Длина обучающей выборки как фактор</w:t>
       </w:r>
     </w:p>
     <w:p>
       <w:pPr>
         <w:spacing w:after="120"/>
-        <w:jc w:val="left"/>
+        <w:jc w:val="both"/>
       </w:pPr>
       <w:r>
         <w:rPr>
@@ -613,13 +523,13 @@
           <w:i w:val="0"/>
           <w:sz w:val="28"/>
         </w:rPr>
-        <w:t>Самый сильный результат работы связан с предобучением. Идея простая: сначала модель обучается на большом корпусе рядов, а затем дообучается на конкретном ряде.</w:t>
+        <w:t>Этот слайд раскрывает причину наблюдаемой зависимости. На диаграмме — средний показатель sMAPE моделей на ежедневных рядах M4, самых длинных в эксперименте; классические модели выделены одним цветом, нейросетевые — другим.</w:t>
       </w:r>
     </w:p>
     <w:p>
       <w:pPr>
         <w:spacing w:after="120"/>
-        <w:jc w:val="left"/>
+        <w:jc w:val="both"/>
       </w:pPr>
       <w:r>
         <w:rPr>
@@ -628,7 +538,7 @@
           <w:i w:val="0"/>
           <w:sz w:val="28"/>
         </w:rPr>
-        <w:t>На диаграмме показано относительное улучшение sMAPE при предобучении для семи нейросетевых моделей по шести частотам; положительные столбцы означают, что модель стала точнее. Видно, что почти везде столбцы положительные и часто очень высокие. Справа я выделил три цифры: DLinear улучшается в среднем на 31,5 процента, Autoformer — на 25,5, Helformer — на 18,2. То есть предобучение превращает слабые в обычном режиме модели в сильные. Единственное заметное исключение — TimesNet на коротких годовых рядах, где предобучение, наоборот, размывает выученную специализацию.</w:t>
+        <w:t>На длинных рядах распределение качества меняется: TimesNet с результатом 3,62 сопоставим с Auto-ARIMA и ETS, а PatchTST, N-BEATS и Helformer образуют близкую конкурентную группу. Модель Prophet ожидаемо стоит обособленно из-за слабой обработки недельной сезонности. Главный вывод слайда — наличие пороговой длины обучающей выборки порядка 50–100 наблюдений: ниже неё лидирует классика, выше — нейросетевые модели выходят на её уровень.</w:t>
       </w:r>
     </w:p>
     <w:p>
@@ -643,13 +553,13 @@
           <w:i w:val="0"/>
           <w:sz w:val="28"/>
         </w:rPr>
-        <w:t>Слайд 8. Предобученные нейросети обходят классику</w:t>
+        <w:t>Слайд 8. Предобучение: эффект переноса знаний</w:t>
       </w:r>
     </w:p>
     <w:p>
       <w:pPr>
         <w:spacing w:after="120"/>
-        <w:jc w:val="left"/>
+        <w:jc w:val="both"/>
       </w:pPr>
       <w:r>
         <w:rPr>
@@ -658,13 +568,13 @@
           <w:i w:val="0"/>
           <w:sz w:val="28"/>
         </w:rPr>
-        <w:t>Здесь — кульминация. На графике один из ежедневных рядов: серым показана обучающая история, чёрным — фактические будущие значения, цветными линиями — прогнозы всех моделей. В легенде указан sMAPE каждой модели.</w:t>
+        <w:t>Наиболее значимый результат работы связан с предобучением — обучением модели на корпусе рядов с последующим дообучением на целевом ряде. На диаграмме показано относительное улучшение sMAPE для семи нейросетевых моделей по шести частотам; положительные значения соответствуют росту точности.</w:t>
       </w:r>
     </w:p>
     <w:p>
       <w:pPr>
         <w:spacing w:after="120"/>
-        <w:jc w:val="left"/>
+        <w:jc w:val="both"/>
       </w:pPr>
       <w:r>
         <w:rPr>
@@ -673,7 +583,7 @@
           <w:i w:val="0"/>
           <w:sz w:val="28"/>
         </w:rPr>
-        <w:t>Видно, что предобученные нейросетевые модели — PatchTST, FEDformer, Helformer — идут плотно к чёрной фактической линии и заметно точнее классических ARIMA и ETS, которые показаны пунктиром. Это уже не паритет, а превосходство: на месячных рядах M3 предобученный TimesNet точнее ETS, а на ежедневных рядах M4 предобученный PatchTST обходит и Auto-ARIMA, и ETS. Предобучение сдвигает порог конкурентоспособности вниз.</w:t>
+        <w:t>Преобладают положительные столбцы, причём для ряда моделей улучшение значительно. Среднее улучшение составляет 31,5 процента для DLinear, 25,5 — для Autoformer и 18,2 — для Helformer. Таким образом, предобучение выводит ранее слабые модели на конкурентоспособный уровень. Заметное исключение — TimesNet на коротких годовых рядах, где предобучение размывает выученную специализацию.</w:t>
       </w:r>
     </w:p>
     <w:p>
@@ -688,13 +598,13 @@
           <w:i w:val="0"/>
           <w:sz w:val="28"/>
         </w:rPr>
-        <w:t>Слайд 9. Предобученные нейросети vs классические модели</w:t>
+        <w:t>Слайд 9. Предобученные нейросети и классические модели</w:t>
       </w:r>
     </w:p>
     <w:p>
       <w:pPr>
         <w:spacing w:after="120"/>
-        <w:jc w:val="left"/>
+        <w:jc w:val="both"/>
       </w:pPr>
       <w:r>
         <w:rPr>
@@ -703,13 +613,13 @@
           <w:i w:val="0"/>
           <w:sz w:val="28"/>
         </w:rPr>
-        <w:t>Чтобы подчеркнуть эффект предобучения в цифрах, на этом слайде — сводная таблица sMAPE по всем шести частотным категориям. Сверху серым — три классические модели в обычном режиме, снизу — пять предобученных нейросетевых. Прошу обратить внимание не на конкретные числа, а на общую картину по столбцам.</w:t>
+        <w:t>На графике приведён пример ежедневного ряда: серым показана обучающая история, чёрным — фактические будущие значения, цветными линиями — прогнозы моделей; в легенде указан показатель sMAPE.</w:t>
       </w:r>
     </w:p>
     <w:p>
       <w:pPr>
         <w:spacing w:after="120"/>
-        <w:jc w:val="left"/>
+        <w:jc w:val="both"/>
       </w:pPr>
       <w:r>
         <w:rPr>
@@ -718,7 +628,7 @@
           <w:i w:val="0"/>
           <w:sz w:val="28"/>
         </w:rPr>
-        <w:t>Смотрите на столбцы M3-M и M4-D — это месячные ряды M3 и ежедневные ряды M4. Здесь предобученные нейросети уверенно ниже классики: на M3 monthly лучшая классика около 17, а TimesNet и DLinear — около 14; на M4 daily классика на уровне 3,2–4,0, а нейросети — 2,4–2,8. На коротких рядах слева, наоборот, классика впереди. Таблица наглядно показывает: предобучение смещает преимущество в сторону нейросетей именно там, где достаточно данных.</w:t>
+        <w:t>Прогнозы предобученных нейросетевых моделей плотно следуют фактической траектории и точнее классических ARIMA и ETS, показанных пунктиром. Количественно: на месячных рядах M3 предобученный TimesNet точнее ETS, а на ежедневных рядах M4 предобученный PatchTST точнее Auto-ARIMA и ETS. При достаточном объёме данных предобученные модели обеспечивают точность выше лучших классических.</w:t>
       </w:r>
     </w:p>
     <w:p>
@@ -733,13 +643,13 @@
           <w:i w:val="0"/>
           <w:sz w:val="28"/>
         </w:rPr>
-        <w:t>Слайд 10. Анализ отдельных рядов</w:t>
+        <w:t>Слайд 10. Сводное сравнение по категориям</w:t>
       </w:r>
     </w:p>
     <w:p>
       <w:pPr>
         <w:spacing w:after="120"/>
-        <w:jc w:val="left"/>
+        <w:jc w:val="both"/>
       </w:pPr>
       <w:r>
         <w:rPr>
@@ -748,13 +658,13 @@
           <w:i w:val="0"/>
           <w:sz w:val="28"/>
         </w:rPr>
-        <w:t>Чтобы показать, что это не единичные случаи, я проанализировал каждый ряд отдельно. На графике — характерный пример: короткий ряд из 174 точек, на котором нейросети уверенно повторяют восходящий тренд фактических значений, тогда как классика и сезонный наивный прогноз отстают.</w:t>
+        <w:t>Таблица обобщает показатель sMAPE по всем шести частотным категориям. Сверху — классические модели в режиме обучения на одном ряде, снизу — предобученные нейросетевые. Прошу обратить внимание не на отдельные числа, а на распределение по столбцам.</w:t>
       </w:r>
     </w:p>
     <w:p>
       <w:pPr>
         <w:spacing w:after="120"/>
-        <w:jc w:val="left"/>
+        <w:jc w:val="both"/>
       </w:pPr>
       <w:r>
         <w:rPr>
@@ -763,7 +673,7 @@
           <w:i w:val="0"/>
           <w:sz w:val="28"/>
         </w:rPr>
-        <w:t>В цифрах справа: на 517 из 1000 ежедневных рядов хотя бы одна нейросетевая модель точнее лучшей классической, а на 295 рядах побеждают сразу три и более нейросети. То есть преимущество нейросетей на длинных рядах — массовое, а не точечное.</w:t>
+        <w:t>Выделенные столбцы M3-M и M4-D — месячные ряды M3 и ежедневные ряды M4 — показывают, что предобученные нейросетевые модели здесь точнее лучшей классики. На коротких рядах, слева, классические модели сохраняют преимущество. Таблица наглядно демонстрирует, что предобучение смещает преимущество в сторону нейросетей при достаточном объёме данных.</w:t>
       </w:r>
     </w:p>
     <w:p>
@@ -778,13 +688,13 @@
           <w:i w:val="0"/>
           <w:sz w:val="28"/>
         </w:rPr>
-        <w:t>Слайд 11. Итеративное прогнозирование</w:t>
+        <w:t>Слайд 11. Анализ отдельных временных рядов</w:t>
       </w:r>
     </w:p>
     <w:p>
       <w:pPr>
         <w:spacing w:after="120"/>
-        <w:jc w:val="left"/>
+        <w:jc w:val="both"/>
       </w:pPr>
       <w:r>
         <w:rPr>
@@ -793,13 +703,13 @@
           <w:i w:val="0"/>
           <w:sz w:val="28"/>
         </w:rPr>
-        <w:t>Отдельно я проверил итеративный режим, когда модель пошагово использует собственные прогнозы как вход и ошибка накапливается.</w:t>
+        <w:t>Чтобы оценить распространённость наблюдаемого эффекта, проведён поэлементный анализ. На графике — характерный ряд, на котором нейросетевые модели точно воспроизводят восходящую динамику фактических значений, тогда как классические подходы отстают.</w:t>
       </w:r>
     </w:p>
     <w:p>
       <w:pPr>
         <w:spacing w:after="120"/>
-        <w:jc w:val="left"/>
+        <w:jc w:val="both"/>
       </w:pPr>
       <w:r>
         <w:rPr>
@@ -808,7 +718,7 @@
           <w:i w:val="0"/>
           <w:sz w:val="28"/>
         </w:rPr>
-        <w:t>Здесь обнаружилась важная закономерность: сильнее всего деградируют именно модели с обучаемой декомпозицией — FEDformer и TimesNet теряют около пяти пунктов sMAPE. Наиболее устойчивым трансформером оказался PatchTST, который работает без явной декомпозиции. Классические модели к режиму практически нечувствительны. Вывод: сложная обучаемая декомпозиция — это риск при многошаговом прогнозе, и в таком сценарии простые и классические модели предпочтительнее.</w:t>
+        <w:t>Количественно: на 517 из 1000 ежедневных рядов хотя бы одна нейросетевая модель точнее лучшей классической, а на 295 рядах преимущество имеют три и более нейросетевых модели. Следовательно, преимущество носит массовый, а не единичный характер.</w:t>
       </w:r>
     </w:p>
     <w:p>
@@ -823,13 +733,13 @@
           <w:i w:val="0"/>
           <w:sz w:val="28"/>
         </w:rPr>
-        <w:t>Слайд 12. Выводы и практические рекомендации</w:t>
+        <w:t>Слайд 12. Итеративное прогнозирование</w:t>
       </w:r>
     </w:p>
     <w:p>
       <w:pPr>
         <w:spacing w:after="120"/>
-        <w:jc w:val="left"/>
+        <w:jc w:val="both"/>
       </w:pPr>
       <w:r>
         <w:rPr>
@@ -838,22 +748,7 @@
           <w:i w:val="0"/>
           <w:sz w:val="28"/>
         </w:rPr>
-        <w:t>Сформулирую основные выводы. Первое: длина ряда — решающий фактор; ниже порога 50–100 наблюдений лидирует классика, выше — нейросети конкурентоспособны. Второе: лучшая нейросеть в обычном режиме — TimesNet, его обучаемая двумерная декомпозиция эффективна при достатке данных. Третье, и самое важное: предобучение кардинально усиливает нейросети, на 18–32 процента, и выводит их на уровень и выше классики на месячных рядах M3 и ежедневных M4. Четвёртое: тип декомпозиции должен соответствовать режиму — фиксированная устойчивее, обучаемая адаптивнее, но хрупка при итеративном прогнозе.</w:t>
-      </w:r>
-    </w:p>
-    <w:p>
-      <w:pPr>
-        <w:spacing w:after="120"/>
-        <w:jc w:val="left"/>
-      </w:pPr>
-      <w:r>
-        <w:rPr>
-          <w:rFonts w:ascii="Times New Roman" w:hAnsi="Times New Roman"/>
-          <w:b w:val="0"/>
-          <w:i w:val="0"/>
-          <w:sz w:val="28"/>
-        </w:rPr>
-        <w:t>Главный итог работы: ответ на вопрос о превосходстве нейросетевых механизмов не является бинарным — их эффективность критически зависит от длины ряда, режима обучения и доступного объёма данных.</w:t>
+        <w:t>Отдельно исследована устойчивость моделей в итеративном режиме, при котором ошибка накапливается на горизонте прогноза. Установлено, что сильнее всего деградируют модели с обучаемой декомпозицией: FEDformer и TimesNet теряют около пяти пунктов sMAPE. Наиболее устойчивым трансформером оказался PatchTST, не использующий явного разделения на компоненты. Классические модели практически нечувствительны к режиму. Отсюда следует, что тип декомпозиции должен соответствовать режиму прогнозирования, а выбор модели — учитывать не только точность, но и условия её применения.</w:t>
       </w:r>
     </w:p>
     <w:p>
@@ -868,13 +763,13 @@
           <w:i w:val="0"/>
           <w:sz w:val="28"/>
         </w:rPr>
-        <w:t>Слайд 13. Заключение</w:t>
+        <w:t>Слайд 13. Выводы и практические рекомендации</w:t>
       </w:r>
     </w:p>
     <w:p>
       <w:pPr>
         <w:spacing w:after="120"/>
-        <w:jc w:val="left"/>
+        <w:jc w:val="both"/>
       </w:pPr>
       <w:r>
         <w:rPr>
@@ -883,7 +778,52 @@
           <w:i w:val="0"/>
           <w:sz w:val="28"/>
         </w:rPr>
-        <w:t>На этом я завершаю выступление. Спасибо за внимание! Готов ответить на ваши вопросы.</w:t>
+        <w:t>Сформулирую основные результаты. Первый: длина обучающей выборки является определяющим фактором — ниже порога около 50–100 наблюдений предпочтительны ETS и Auto-ARIMA, выше — нейросетевые модели конкурентоспособны. Второй: лучшая нейросетевая модель в режиме обучения на одном ряде — TimesNet. Третий, наиболее значимый: предобучение повышает качество нейросетевых моделей на 18–32 процента и выводит их на уровень и выше классики на месячных рядах M3 и ежедневных M4. Четвёртый: тип декомпозиции должен соответствовать режиму прогнозирования.</w:t>
+      </w:r>
+    </w:p>
+    <w:p>
+      <w:pPr>
+        <w:spacing w:after="120"/>
+        <w:jc w:val="both"/>
+      </w:pPr>
+      <w:r>
+        <w:rPr>
+          <w:rFonts w:ascii="Times New Roman" w:hAnsi="Times New Roman"/>
+          <w:b w:val="0"/>
+          <w:i w:val="0"/>
+          <w:sz w:val="28"/>
+        </w:rPr>
+        <w:t>Общий вывод работы состоит в том, что эффективность нейросетевых механизмов не является абсолютной — она определяется длиной ряда, режимом обучения и доступным объёмом данных.</w:t>
+      </w:r>
+    </w:p>
+    <w:p>
+      <w:pPr>
+        <w:spacing w:after="80"/>
+        <w:jc w:val="left"/>
+      </w:pPr>
+      <w:r>
+        <w:rPr>
+          <w:rFonts w:ascii="Times New Roman" w:hAnsi="Times New Roman"/>
+          <w:b/>
+          <w:i w:val="0"/>
+          <w:sz w:val="28"/>
+        </w:rPr>
+        <w:t>Слайд 14. Заключение</w:t>
+      </w:r>
+    </w:p>
+    <w:p>
+      <w:pPr>
+        <w:spacing w:after="120"/>
+        <w:jc w:val="both"/>
+      </w:pPr>
+      <w:r>
+        <w:rPr>
+          <w:rFonts w:ascii="Times New Roman" w:hAnsi="Times New Roman"/>
+          <w:b w:val="0"/>
+          <w:i w:val="0"/>
+          <w:sz w:val="28"/>
+        </w:rPr>
+        <w:t>На этом доклад завершён. Благодарю за внимание. Готов ответить на вопросы комиссии.</w:t>
       </w:r>
     </w:p>
     <w:sectPr>

--- a/docs/Текст_выступления_Лазарев_ВКР.docx
+++ b/docs/Текст_выступления_Лазарев_ВКР.docx
@@ -194,7 +194,7 @@
           <w:i w:val="0"/>
           <w:sz w:val="28"/>
         </w:rPr>
-        <w:t>— Слайд 12 — итеративное прогнозирование (35 с).</w:t>
+        <w:t>— Слайды 12–13 — итеративное прогнозирование: проблемы и график (50 с).</w:t>
       </w:r>
     </w:p>
     <w:p>
@@ -209,7 +209,7 @@
           <w:i w:val="0"/>
           <w:sz w:val="28"/>
         </w:rPr>
-        <w:t>— Слайд 13 — выводы и рекомендации (45 с).</w:t>
+        <w:t>— Слайд 14 — выводы и рекомендации (45 с).</w:t>
       </w:r>
     </w:p>
     <w:p>
@@ -224,7 +224,7 @@
           <w:i w:val="0"/>
           <w:sz w:val="28"/>
         </w:rPr>
-        <w:t>— Слайд 14 — заключение (10 с).</w:t>
+        <w:t>— Слайд 15 — заключение (10 с).</w:t>
       </w:r>
     </w:p>
     <w:p>
@@ -733,7 +733,7 @@
           <w:i w:val="0"/>
           <w:sz w:val="28"/>
         </w:rPr>
-        <w:t>Слайд 12. Итеративное прогнозирование</w:t>
+        <w:t>Слайд 12. Итеративное прогнозирование: проблемы</w:t>
       </w:r>
     </w:p>
     <w:p>
@@ -748,7 +748,7 @@
           <w:i w:val="0"/>
           <w:sz w:val="28"/>
         </w:rPr>
-        <w:t>Отдельно исследована устойчивость моделей в итеративном режиме, при котором ошибка накапливается на горизонте прогноза. Установлено, что сильнее всего деградируют модели с обучаемой декомпозицией: FEDformer и TimesNet теряют около пяти пунктов sMAPE. Наиболее устойчивым трансформером оказался PatchTST, не использующий явного разделения на компоненты. Классические модели практически нечувствительны к режиму. Отсюда следует, что тип декомпозиции должен соответствовать режиму прогнозирования, а выбор модели — учитывать не только точность, но и условия её применения.</w:t>
+        <w:t>Отдельно исследована устойчивость моделей в итеративном режиме, при котором ошибка накапливается на горизонте прогноза. Установлено, что сильнее всего деградируют модели с обучаемой декомпозицией: FEDformer и TimesNet теряют около пяти пунктов sMAPE, поскольку выделенные компоненты искажаются на собственных прогнозах. Наиболее устойчивым трансформером оказался PatchTST, не использующий явного разделения на компоненты. Классические модели практически нечувствительны к режиму. Отсюда следует, что тип декомпозиции должен соответствовать режиму прогнозирования, а выбор модели — учитывать не только точность, но и условия её применения.</w:t>
       </w:r>
     </w:p>
     <w:p>
@@ -763,7 +763,52 @@
           <w:i w:val="0"/>
           <w:sz w:val="28"/>
         </w:rPr>
-        <w:t>Слайд 13. Выводы и практические рекомендации</w:t>
+        <w:t>Слайд 13. Итеративное прогнозирование: график</w:t>
+      </w:r>
+    </w:p>
+    <w:p>
+      <w:pPr>
+        <w:spacing w:after="120"/>
+        <w:jc w:val="both"/>
+      </w:pPr>
+      <w:r>
+        <w:rPr>
+          <w:rFonts w:ascii="Times New Roman" w:hAnsi="Times New Roman"/>
+          <w:b w:val="0"/>
+          <w:i w:val="0"/>
+          <w:sz w:val="28"/>
+        </w:rPr>
+        <w:t>На графике показан прогноз на квартальном ряде T478 набора M3. Чёрная линия — фактические значения, пунктирные линии — прямой прогноз моделей, сплошные — итеративный прогноз тех же моделей.</w:t>
+      </w:r>
+    </w:p>
+    <w:p>
+      <w:pPr>
+        <w:spacing w:after="120"/>
+        <w:jc w:val="both"/>
+      </w:pPr>
+      <w:r>
+        <w:rPr>
+          <w:rFonts w:ascii="Times New Roman" w:hAnsi="Times New Roman"/>
+          <w:b w:val="0"/>
+          <w:i w:val="0"/>
+          <w:sz w:val="28"/>
+        </w:rPr>
+        <w:t>Видно, что у моделей с обучаемой декомпозицией пунктирная и сплошная линии заметно расходятся, и в итеративном режиме прогноз отклоняется от факта. У классических моделей такого расхождения практически нет — это наглядно подтверждает количественные выводы предыдущего слайда.</w:t>
+      </w:r>
+    </w:p>
+    <w:p>
+      <w:pPr>
+        <w:spacing w:after="80"/>
+        <w:jc w:val="left"/>
+      </w:pPr>
+      <w:r>
+        <w:rPr>
+          <w:rFonts w:ascii="Times New Roman" w:hAnsi="Times New Roman"/>
+          <w:b/>
+          <w:i w:val="0"/>
+          <w:sz w:val="28"/>
+        </w:rPr>
+        <w:t>Слайд 14. Выводы и практические рекомендации</w:t>
       </w:r>
     </w:p>
     <w:p>
@@ -808,7 +853,7 @@
           <w:i w:val="0"/>
           <w:sz w:val="28"/>
         </w:rPr>
-        <w:t>Слайд 14. Заключение</w:t>
+        <w:t>Слайд 15. Заключение</w:t>
       </w:r>
     </w:p>
     <w:p>

--- a/docs/Текст_выступления_Лазарев_ВКР.docx
+++ b/docs/Текст_выступления_Лазарев_ВКР.docx
@@ -194,7 +194,7 @@
           <w:i w:val="0"/>
           <w:sz w:val="28"/>
         </w:rPr>
-        <w:t>— Слайды 12–13 — итеративное прогнозирование: проблемы и график (50 с).</w:t>
+        <w:t>— Слайды 12–13 — итеративное прогнозирование: проблемы и диаграмма (50 с).</w:t>
       </w:r>
     </w:p>
     <w:p>
@@ -224,7 +224,22 @@
           <w:i w:val="0"/>
           <w:sz w:val="28"/>
         </w:rPr>
-        <w:t>— Слайд 15 — заключение (10 с).</w:t>
+        <w:t>— Слайд 15 — список литературы (10 с).</w:t>
+      </w:r>
+    </w:p>
+    <w:p>
+      <w:pPr>
+        <w:spacing w:after="40"/>
+        <w:jc w:val="left"/>
+      </w:pPr>
+      <w:r>
+        <w:rPr>
+          <w:rFonts w:ascii="Times New Roman" w:hAnsi="Times New Roman"/>
+          <w:b w:val="0"/>
+          <w:i w:val="0"/>
+          <w:sz w:val="28"/>
+        </w:rPr>
+        <w:t>— Слайд 16 — заключение (10 с).</w:t>
       </w:r>
     </w:p>
     <w:p>
@@ -478,7 +493,7 @@
           <w:i w:val="0"/>
           <w:sz w:val="28"/>
         </w:rPr>
-        <w:t>На графике показана динамика рангов ключевых моделей по шести частотным категориям, слева направо — от годовых рядов M3 до ежедневных рядов M4. Меньший ранг соответствует лучшему качеству.</w:t>
+        <w:t>На тепловой карте показан ранг каждой модели по шести частотным категориям: строка — модель, столбец — категория, цвет — место (зелёный — лучше, красный — хуже).</w:t>
       </w:r>
     </w:p>
     <w:p>
@@ -493,7 +508,7 @@
           <w:i w:val="0"/>
           <w:sz w:val="28"/>
         </w:rPr>
-        <w:t>Линии классических моделей расположены в верхней части графика, то есть Auto-ARIMA, ETS и Seasonal Naive устойчиво занимают лидирующие позиции на всех частотах. Среди нейросетевых моделей выделяется TimesNet со средним рангом около четырёх. Трансформеры в режиме обучения на одном ряде заметно отстают. Существенно, что с ростом частоты и длины рядов линии нейросетевых моделей поднимаются — разрыв с классикой убывает.</w:t>
+        <w:t>Сразу видно главное: верхние три строки — классические модели Seasonal Naive, Auto-ARIMA и ETS — окрашены зелёным во всех столбцах, то есть они стабильно занимают первые места на всех частотах. Среди нейросетевых моделей зелёные ячейки только у TimesNet — это единственная нейросеть рядом с лидерами. Трансформеры Autoformer и FEDformer окрашены красным — в режиме обучения на одном ряде они заметно отстают. Вывод: при per-series обучении классика устойчиво лидирует во всех категориях.</w:t>
       </w:r>
     </w:p>
     <w:p>
@@ -763,7 +778,7 @@
           <w:i w:val="0"/>
           <w:sz w:val="28"/>
         </w:rPr>
-        <w:t>Слайд 13. Итеративное прогнозирование: график</w:t>
+        <w:t>Слайд 13. Итеративное прогнозирование: масштаб деградации</w:t>
       </w:r>
     </w:p>
     <w:p>
@@ -778,7 +793,7 @@
           <w:i w:val="0"/>
           <w:sz w:val="28"/>
         </w:rPr>
-        <w:t>На графике показан прогноз на квартальном ряде T478 набора M3. Чёрная линия — фактические значения, пунктирные линии — прямой прогноз моделей, сплошные — итеративный прогноз тех же моделей.</w:t>
+        <w:t>На диаграмме для каждой модели сопоставлены два значения sMAPE: синий столбец — прямой прогноз, оранжевый — итеративный. Модели упорядочены по росту деградации слева направо, над столбцами подписан прирост ошибки.</w:t>
       </w:r>
     </w:p>
     <w:p>
@@ -793,7 +808,7 @@
           <w:i w:val="0"/>
           <w:sz w:val="28"/>
         </w:rPr>
-        <w:t>Видно, что у моделей с обучаемой декомпозицией пунктирная и сплошная линии заметно расходятся, и в итеративном режиме прогноз отклоняется от факта. У классических моделей такого расхождения практически нет — это наглядно подтверждает количественные выводы предыдущего слайда.</w:t>
+        <w:t>У классических моделей — Seasonal Naive, Auto-ARIMA, ETS — столбцы практически одинаковы: деградации нет. У моделей с обучаемой декомпозицией — TimesNet, Autoformer, FEDformer — итеративный столбец заметно выше: потеря составляет от четырёх до шести пунктов sMAPE. Это количественно подтверждает: чем сложнее обучаемое разложение, тем сильнее накопление ошибки в многошаговом режиме.</w:t>
       </w:r>
     </w:p>
     <w:p>
@@ -853,7 +868,37 @@
           <w:i w:val="0"/>
           <w:sz w:val="28"/>
         </w:rPr>
-        <w:t>Слайд 15. Заключение</w:t>
+        <w:t>Слайд 15. Список литературы</w:t>
+      </w:r>
+    </w:p>
+    <w:p>
+      <w:pPr>
+        <w:spacing w:after="120"/>
+        <w:jc w:val="both"/>
+      </w:pPr>
+      <w:r>
+        <w:rPr>
+          <w:rFonts w:ascii="Times New Roman" w:hAnsi="Times New Roman"/>
+          <w:b w:val="0"/>
+          <w:i w:val="0"/>
+          <w:sz w:val="28"/>
+        </w:rPr>
+        <w:t>На слайде приведён избранный перечень ключевых источников. Полный пронумерованный список из 49 источников, оформленный по ГОСТ Р 7.0.5-2008, представлен в тексте выпускной квалификационной работы.</w:t>
+      </w:r>
+    </w:p>
+    <w:p>
+      <w:pPr>
+        <w:spacing w:after="80"/>
+        <w:jc w:val="left"/>
+      </w:pPr>
+      <w:r>
+        <w:rPr>
+          <w:rFonts w:ascii="Times New Roman" w:hAnsi="Times New Roman"/>
+          <w:b/>
+          <w:i w:val="0"/>
+          <w:sz w:val="28"/>
+        </w:rPr>
+        <w:t>Слайд 16. Заключение</w:t>
       </w:r>
     </w:p>
     <w:p>

--- a/docs/Текст_выступления_Лазарев_ВКР.docx
+++ b/docs/Текст_выступления_Лазарев_ВКР.docx
@@ -104,7 +104,7 @@
           <w:i w:val="0"/>
           <w:sz w:val="30"/>
         </w:rPr>
-        <w:t>Регламент выступления (ориентировочно 7 минут)</w:t>
+        <w:t>Регламент выступления (ориентировочно 8–9 минут)</w:t>
       </w:r>
     </w:p>
     <w:p>
@@ -119,7 +119,7 @@
           <w:i w:val="0"/>
           <w:sz w:val="28"/>
         </w:rPr>
-        <w:t>— Слайд 1 — представление темы (15 с).</w:t>
+        <w:t>— Слайды 1–2 — тема, актуальность, цель (40 с).</w:t>
       </w:r>
     </w:p>
     <w:p>
@@ -134,7 +134,7 @@
           <w:i w:val="0"/>
           <w:sz w:val="28"/>
         </w:rPr>
-        <w:t>— Слайды 2–5 — постановка задачи, модели, протокол (2 мин).</w:t>
+        <w:t>— Слайды 3–5 — постановка, метрики, классика, смысл декомпозиции (1 мин 30 с).</w:t>
       </w:r>
     </w:p>
     <w:p>
@@ -149,7 +149,7 @@
           <w:i w:val="0"/>
           <w:sz w:val="28"/>
         </w:rPr>
-        <w:t>— Слайды 6–7 — прямое прогнозирование и роль длины ряда (1 мин 15 с).</w:t>
+        <w:t>— Слайды 6–8 — архитектуры нейросетей: DLinear, N-BEATS, TimesNet, Autoformer, Helformer (2 мин).</w:t>
       </w:r>
     </w:p>
     <w:p>
@@ -164,7 +164,7 @@
           <w:i w:val="0"/>
           <w:sz w:val="28"/>
         </w:rPr>
-        <w:t>— Слайды 8–10 — предобучение и сводное сравнение (1 мин 40 с).</w:t>
+        <w:t>— Слайд 9 — экспериментальная база и протокол (30 с).</w:t>
       </w:r>
     </w:p>
     <w:p>
@@ -179,7 +179,7 @@
           <w:i w:val="0"/>
           <w:sz w:val="28"/>
         </w:rPr>
-        <w:t>— Слайд 11 — анализ отдельных рядов (35 с).</w:t>
+        <w:t>— Слайды 10–11 — прямое прогнозирование и роль длины ряда (1 мин).</w:t>
       </w:r>
     </w:p>
     <w:p>
@@ -194,7 +194,7 @@
           <w:i w:val="0"/>
           <w:sz w:val="28"/>
         </w:rPr>
-        <w:t>— Слайды 12–13 — итеративное прогнозирование: проблемы и диаграмма (50 с).</w:t>
+        <w:t>— Слайды 12–14 — предобучение и крупный прогноз (1 мин 30 с).</w:t>
       </w:r>
     </w:p>
     <w:p>
@@ -209,7 +209,7 @@
           <w:i w:val="0"/>
           <w:sz w:val="28"/>
         </w:rPr>
-        <w:t>— Слайд 14 — выводы и рекомендации (45 с).</w:t>
+        <w:t>— Слайды 15–16 — сводная таблица и анализ рядов (50 с).</w:t>
       </w:r>
     </w:p>
     <w:p>
@@ -224,7 +224,7 @@
           <w:i w:val="0"/>
           <w:sz w:val="28"/>
         </w:rPr>
-        <w:t>— Слайд 15 — список литературы (10 с).</w:t>
+        <w:t>— Слайды 17–18 — итеративное прогнозирование (40 с).</w:t>
       </w:r>
     </w:p>
     <w:p>
@@ -239,13 +239,13 @@
           <w:i w:val="0"/>
           <w:sz w:val="28"/>
         </w:rPr>
-        <w:t>— Слайд 16 — заключение (10 с).</w:t>
+        <w:t>— Слайды 19–20 — выводы и рекомендации (50 с).</w:t>
       </w:r>
     </w:p>
     <w:p>
       <w:pPr>
-        <w:spacing w:after="200"/>
-        <w:jc w:val="both"/>
+        <w:spacing w:after="40"/>
+        <w:jc w:val="left"/>
       </w:pPr>
       <w:r>
         <w:rPr>
@@ -254,6 +254,37 @@
           <w:i w:val="0"/>
           <w:sz w:val="28"/>
         </w:rPr>
+        <w:t>— Слайды 21–22 — литература, заключение (15 с).</w:t>
+      </w:r>
+    </w:p>
+    <w:p>
+      <w:pPr>
+        <w:spacing w:after="40"/>
+        <w:jc w:val="left"/>
+      </w:pPr>
+      <w:r>
+        <w:rPr>
+          <w:rFonts w:ascii="Times New Roman" w:hAnsi="Times New Roman"/>
+          <w:b w:val="0"/>
+          <w:i w:val="0"/>
+          <w:sz w:val="28"/>
+        </w:rPr>
+        <w:t>— Доп. 1–3 — экономическая часть: резервные слайды для вопросов.</w:t>
+      </w:r>
+    </w:p>
+    <w:p>
+      <w:pPr>
+        <w:spacing w:after="200"/>
+        <w:jc w:val="left"/>
+      </w:pPr>
+      <w:r>
+        <w:rPr>
+          <w:rFonts w:ascii="Times New Roman" w:hAnsi="Times New Roman"/>
+          <w:b w:val="0"/>
+          <w:i/>
+          <w:sz w:val="28"/>
+        </w:rPr>
+        <w:t>Совет: текст выучить и рассказывать энергично, держа контакт с комиссией; графики не зачитывать, а объяснять.</w:t>
       </w:r>
     </w:p>
     <w:p>
@@ -283,7 +314,7 @@
           <w:i w:val="0"/>
           <w:sz w:val="28"/>
         </w:rPr>
-        <w:t>Слайд 1. Тема работы</w:t>
+        <w:t>Слайд 1. Тема</w:t>
       </w:r>
     </w:p>
     <w:p>
@@ -298,7 +329,7 @@
           <w:i w:val="0"/>
           <w:sz w:val="28"/>
         </w:rPr>
-        <w:t>Уважаемые члены комиссии! Представляю выпускную квалификационную работу на тему «Прогнозирование временных рядов за счёт обучаемой декомпозиции и нейросетевых механизмов учёта долгосрочных зависимостей». Работа выполнена под руководством кандидата физико-математических наук, доцента кафедры высшей математики Петрусевича Дениса Андреевича.</w:t>
+        <w:t>Уважаемые члены комиссии! Тема моей работы — прогнозирование временных рядов за счёт обучаемой декомпозиции и нейросетевых механизмов учёта долгосрочных зависимостей. Научный руководитель — Денис Андреевич Петрусевич. Сразу обозначу главный вопрос работы: когда сложные нейросетевые модели действительно нужны, а когда выигрывает классика.</w:t>
       </w:r>
     </w:p>
     <w:p>
@@ -328,7 +359,7 @@
           <w:i w:val="0"/>
           <w:sz w:val="28"/>
         </w:rPr>
-        <w:t>Краткосрочное прогнозирование временных рядов применяется в задачах планирования спроса, нагрузки и потребления ресурсов. Принципиальная сложность состоит в отсутствии универсальной модели: статистические методы устойчивы при ограниченной истории наблюдений, тогда как нейросетевые архитектуры эффективнее на длинных и структурно сложных рядах.</w:t>
+        <w:t>Краткосрочный прогноз нужен везде — спрос, трафик, нагрузка, ресурсы. Проблема одна: универсальной модели не существует. На коротких рядах сильнее классика, на длинных и сложных — нейросети. Современные сети умеют сами раскладывать ряд на компоненты и ловить дальние зависимости, но это дорого и сложно.</w:t>
       </w:r>
     </w:p>
     <w:p>
@@ -343,7 +374,7 @@
           <w:i w:val="0"/>
           <w:sz w:val="28"/>
         </w:rPr>
-        <w:t>Современные нейросетевые модели включают обучаемую декомпозицию ряда на компоненты и механизмы учёта долгосрочных зависимостей. Целью работы является установление условий, при которых эти механизмы обеспечивают практическое преимущество над классическими подходами, а также определение области, в которой более простые методы остаются предпочтительными.</w:t>
+        <w:t>Поэтому цель работы я ставлю честно: не доказать превосходство трансформеров, а установить условия, при которых обучаемая декомпозиция и механизмы дальних зависимостей реально окупаются — и где более простые методы остаются лучше.</w:t>
       </w:r>
     </w:p>
     <w:p>
@@ -358,7 +389,7 @@
           <w:i w:val="0"/>
           <w:sz w:val="28"/>
         </w:rPr>
-        <w:t>Слайд 3. Классические статистические модели</w:t>
+        <w:t>Слайд 3. Постановка задачи и метрики</w:t>
       </w:r>
     </w:p>
     <w:p>
@@ -373,7 +404,7 @@
           <w:i w:val="0"/>
           <w:sz w:val="28"/>
         </w:rPr>
-        <w:t>В качестве эталонной базы сравнения используются четыре классические модели. Seasonal Naive воспроизводит значения предыдущего сезонного периода и служит нижней границей качества и основой метрики MASE. Auto-ARIMA — линейная модель стационаризованного ряда с автоматическим подбором порядков. ETS реализует экспоненциальное сглаживание уровня, тренда и сезонности в пространстве состояний. Prophet строит аддитивную декомпозицию с кусочно-линейным трендом и сезонными гармониками. Эти модели интерпретируемы и устойчивы при короткой истории, что делает их сильной базой сравнения.</w:t>
+        <w:t>Формально задача простая: дан ряд наблюдений, нужно предсказать его продолжение на горизонте H. Прогноз одномерный и краткосрочный, тестирование — строго вне обучающей выборки. Качество я измеряю тремя метриками: RMSE — абсолютная ошибка, MASE — относительно наивного прогноза, и sMAPE — симметричная процентная ошибка, стандарт соревнований M3 и M4. Три метрики нужны, чтобы выводы не зависели от выбора одной меры.</w:t>
       </w:r>
     </w:p>
     <w:p>
@@ -388,7 +419,7 @@
           <w:i w:val="0"/>
           <w:sz w:val="28"/>
         </w:rPr>
-        <w:t>Слайд 4. Нейросетевые модели и их архитектуры</w:t>
+        <w:t>Слайд 4. Классические модели</w:t>
       </w:r>
     </w:p>
     <w:p>
@@ -403,7 +434,22 @@
           <w:i w:val="0"/>
           <w:sz w:val="28"/>
         </w:rPr>
-        <w:t>На этом слайде представлены архитектуры ключевых нейросетевых моделей в виде вычислительных конвейеров. Прошу обратить внимание на схему: оранжевым выделен элемент, отвечающий за декомпозицию или её аналог.</w:t>
+        <w:t>База сравнения — четыре классические модели. ARIMA описывает ряд через авторегрессию, разности и прошлые ошибки. ETS — это экспоненциальное сглаживание уровня, тренда и сезона. Prophet раскладывает ряд на тренд, сезон и календарь. И Seasonal Naive — простейший прогноз по прошлому сезону, наша нижняя планка. Все они интерпретируемы и очень устойчивы на коротких рядах — недооценивать их нельзя.</w:t>
+      </w:r>
+    </w:p>
+    <w:p>
+      <w:pPr>
+        <w:spacing w:after="80"/>
+        <w:jc w:val="left"/>
+      </w:pPr>
+      <w:r>
+        <w:rPr>
+          <w:rFonts w:ascii="Times New Roman" w:hAnsi="Times New Roman"/>
+          <w:b/>
+          <w:i w:val="0"/>
+          <w:sz w:val="28"/>
+        </w:rPr>
+        <w:t>Слайд 5. Смысл обучаемой и фиксированной декомпозиции</w:t>
       </w:r>
     </w:p>
     <w:p>
@@ -418,7 +464,22 @@
           <w:i w:val="0"/>
           <w:sz w:val="28"/>
         </w:rPr>
-        <w:t>DLinear применяет декомпозицию скользящим средним и две линейные проекции. N-BEATS использует стек блоков с обучаемым базисным разложением и механизмом двойного остатка. TimesNet через быстрое преобразование Фурье выделяет доминирующие периоды, преобразует ряд в двумерное представление и обрабатывает его свёртками. Helformer — гибридная модель: фиксированная декомпозиция Холта–Уинтерса формирует базовый прогноз, а трансформер с рекуррентным блоком моделирует корректирующие коэффициенты. Дополнительно рассмотрены трансформеры Autoformer, FEDformer и PatchTST. Таким образом, модели различаются способом выделения компонент и механизмом учёта зависимостей — это и составляет предмет сравнения.</w:t>
+        <w:t>Теперь ключевое различие, о котором спрашивала комиссия. Декомпозиция — это разложение ряда на простые части: тренд, сезон, остаток. Вопрос — кто задаёт правило разложения.</w:t>
+      </w:r>
+    </w:p>
+    <w:p>
+      <w:pPr>
+        <w:spacing w:after="120"/>
+        <w:jc w:val="both"/>
+      </w:pPr>
+      <w:r>
+        <w:rPr>
+          <w:rFonts w:ascii="Times New Roman" w:hAnsi="Times New Roman"/>
+          <w:b w:val="0"/>
+          <w:i w:val="0"/>
+          <w:sz w:val="28"/>
+        </w:rPr>
+        <w:t>В фиксированной декомпозиции правило задаёт человек заранее: период сезонности, скользящее среднее, формулы Холта–Уинтерса. Это прозрачно и устойчиво. В обучаемой декомпозиции компоненты выделяет сама сеть в процессе обучения. Это гибче, но сложнее и легко переобучается. И вот смысл всей работы: обучаемость даёт свободу, но требует данных и вычислений. Я проверяю, когда эта свобода окупается, а когда надёжнее жёсткое правило.</w:t>
       </w:r>
     </w:p>
     <w:p>
@@ -433,7 +494,7 @@
           <w:i w:val="0"/>
           <w:sz w:val="28"/>
         </w:rPr>
-        <w:t>Слайд 5. Экспериментальная база и протокол</w:t>
+        <w:t>Слайд 6. Архитектуры нейросетей, часть первая</w:t>
       </w:r>
     </w:p>
     <w:p>
@@ -448,7 +509,7 @@
           <w:i w:val="0"/>
           <w:sz w:val="28"/>
         </w:rPr>
-        <w:t>Эксперимент проведён на двух эталонных наборах. Использован полный набор M3 Competition — 2829 рядов — и подвыборка M4 Competition на 3000 рядов; всего шесть частотных категорий и 5829 рядов. Для устойчивости выводов качество оценивалось тремя метриками — sMAPE, MASE и RMSE.</w:t>
+        <w:t>Дальше — как устроены модели; объясню коротко и по сути. На схемах оранжевым выделен шаг декомпозиции.</w:t>
       </w:r>
     </w:p>
     <w:p>
@@ -463,7 +524,7 @@
           <w:i w:val="0"/>
           <w:sz w:val="28"/>
         </w:rPr>
-        <w:t>Каждая модель тестировалась в трёх режимах: прямом, итеративном и с предобучением на корпусе рядов. Дополнительная ось анализа — тип декомпозиции: фиксированная, обучаемая и её отсутствие. Сопоставление по этим трём осям и формирует структуру дальнейшего анализа.</w:t>
+        <w:t>DLinear — самый простой случай: ряд раскладывается скользящим средним на тренд и колебания, и каждую часть предсказывает отдельный линейный слой. Дёшево и на удивление сильно. N-BEATS идёт дальше: это стек блоков, и каждый блок объясняет часть истории и добавляет свой вклад в прогноз. Итог — сумма вкладов всех блоков. Разница принципиальная: DLinear раскладывает ряд фиксированно, а N-BEATS обучает само разложение.</w:t>
       </w:r>
     </w:p>
     <w:p>
@@ -478,7 +539,7 @@
           <w:i w:val="0"/>
           <w:sz w:val="28"/>
         </w:rPr>
-        <w:t>Слайд 6. Прямое прогнозирование</w:t>
+        <w:t>Слайд 7. Архитектуры нейросетей, часть вторая</w:t>
       </w:r>
     </w:p>
     <w:p>
@@ -493,7 +554,7 @@
           <w:i w:val="0"/>
           <w:sz w:val="28"/>
         </w:rPr>
-        <w:t>На тепловой карте показан ранг каждой модели по шести частотным категориям: строка — модель, столбец — категория, цвет — место (зелёный — лучше, красный — хуже).</w:t>
+        <w:t>TimesNet — красивая идея: через преобразование Фурье он находит главные периоды ряда и сворачивает одномерный ряд в двумерные «картинки». Тогда обычные свёртки видят и колебания внутри периода, и переходы между периодами.</w:t>
       </w:r>
     </w:p>
     <w:p>
@@ -508,7 +569,7 @@
           <w:i w:val="0"/>
           <w:sz w:val="28"/>
         </w:rPr>
-        <w:t>Сразу видно главное: верхние три строки — классические модели Seasonal Naive, Auto-ARIMA и ETS — окрашены зелёным во всех столбцах, то есть они стабильно занимают первые места на всех частотах. Среди нейросетевых моделей зелёные ячейки только у TimesNet — это единственная нейросеть рядом с лидерами. Трансформеры Autoformer и FEDformer окрашены красным — в режиме обучения на одном ряде они заметно отстают. Вывод: при per-series обучении классика устойчиво лидирует во всех категориях.</w:t>
+        <w:t>Autoformer для моей темы — центральная модель. Он делает сразу две вещи: раскладывает ряд на тренд и сезон прямо внутри сети и заменяет обычное внимание на авто-корреляцию — то есть ищет похожие участки на больших лагах. Это ровно то, что вынесено в название работы: обучаемая декомпозиция плюс механизм дальних зависимостей в одной архитектуре.</w:t>
       </w:r>
     </w:p>
     <w:p>
@@ -523,7 +584,7 @@
           <w:i w:val="0"/>
           <w:sz w:val="28"/>
         </w:rPr>
-        <w:t>Слайд 7. Длина обучающей выборки как фактор</w:t>
+        <w:t>Слайд 8. Helformer — основная гибридная модель</w:t>
       </w:r>
     </w:p>
     <w:p>
@@ -538,7 +599,22 @@
           <w:i w:val="0"/>
           <w:sz w:val="28"/>
         </w:rPr>
-        <w:t>Этот слайд раскрывает причину наблюдаемой зависимости. На диаграмме — средний показатель sMAPE моделей на ежедневных рядах M4, самых длинных в эксперименте; классические модели выделены одним цветом, нейросетевые — другим.</w:t>
+        <w:t>Helformer — флагман работы. Сначала декомпозиция Холта–Уинтерса снимает тренд и сезон — это фиксированная, надёжная база. А дальше трансформер с блоком памяти моделирует остаток и дальние зависимости через внимание. По сути Helformer объединяет обе исследуемые идеи в одной модели, поэтому он и вынесен в название работы — это прямой тест нашей гипотезы.</w:t>
+      </w:r>
+    </w:p>
+    <w:p>
+      <w:pPr>
+        <w:spacing w:after="80"/>
+        <w:jc w:val="left"/>
+      </w:pPr>
+      <w:r>
+        <w:rPr>
+          <w:rFonts w:ascii="Times New Roman" w:hAnsi="Times New Roman"/>
+          <w:b/>
+          <w:i w:val="0"/>
+          <w:sz w:val="28"/>
+        </w:rPr>
+        <w:t>Слайд 9. Экспериментальная база и протокол</w:t>
       </w:r>
     </w:p>
     <w:p>
@@ -553,7 +629,7 @@
           <w:i w:val="0"/>
           <w:sz w:val="28"/>
         </w:rPr>
-        <w:t>На длинных рядах распределение качества меняется: TimesNet с результатом 3,62 сопоставим с Auto-ARIMA и ETS, а PatchTST, N-BEATS и Helformer образуют близкую конкурентную группу. Модель Prophet ожидаемо стоит обособленно из-за слабой обработки недельной сезонности. Главный вывод слайда — наличие пороговой длины обучающей выборки порядка 50–100 наблюдений: ниже неё лидирует классика, выше — нейросетевые модели выходят на её уровень.</w:t>
+        <w:t>Эксперимент крупный. Полный набор M3 — почти три тысячи рядов — и три тысячи рядов из M4; всего шесть частотных категорий и почти шесть тысяч рядов. Каждую модель я гоняю в трёх режимах: прямой прогноз, итеративный и с предобучением. И третья ось анализа — тип декомпозиции: фиксированная, обучаемая или её отсутствие. Эти три оси и держат всю структуру выводов.</w:t>
       </w:r>
     </w:p>
     <w:p>
@@ -568,7 +644,7 @@
           <w:i w:val="0"/>
           <w:sz w:val="28"/>
         </w:rPr>
-        <w:t>Слайд 8. Предобучение: эффект переноса знаний</w:t>
+        <w:t>Слайд 10. Прямое прогнозирование и что такое ранг</w:t>
       </w:r>
     </w:p>
     <w:p>
@@ -583,7 +659,7 @@
           <w:i w:val="0"/>
           <w:sz w:val="28"/>
         </w:rPr>
-        <w:t>Наиболее значимый результат работы связан с предобучением — обучением модели на корпусе рядов с последующим дообучением на целевом ряде. На диаграмме показано относительное улучшение sMAPE для семи нейросетевых моделей по шести частотам; положительные значения соответствуют росту точности.</w:t>
+        <w:t>Сначала отвечу на вопрос комиссии, что такое ранг. На каждом отдельном ряде я выстраиваю модели по sMAPE: лучшая получает первое место, и так далее. Потом усредняю эти места по всем рядам категории — получается средний ранг модели. На карте зелёный — низкий ранг, то есть точнее; красный — хуже.</w:t>
       </w:r>
     </w:p>
     <w:p>
@@ -598,7 +674,7 @@
           <w:i w:val="0"/>
           <w:sz w:val="28"/>
         </w:rPr>
-        <w:t>Преобладают положительные столбцы, причём для ряда моделей улучшение значительно. Среднее улучшение составляет 31,5 процента для DLinear, 25,5 — для Autoformer и 18,2 — для Helformer. Таким образом, предобучение выводит ранее слабые модели на конкурентоспособный уровень. Заметное исключение — TimesNet на коротких годовых рядах, где предобучение размывает выученную специализацию.</w:t>
+        <w:t>И картина однозначная: верхние строки — классика, Auto-ARIMA, ETS и Seasonal Naive — зелёные во всех столбцах. Среди нейросетей зелёная только одна строка — TimesNet. Вывод честный: когда модель учится на одном ряде, классика лидирует везде, а из сетей держится только TimesNet.</w:t>
       </w:r>
     </w:p>
     <w:p>
@@ -613,7 +689,7 @@
           <w:i w:val="0"/>
           <w:sz w:val="28"/>
         </w:rPr>
-        <w:t>Слайд 9. Предобученные нейросети и классические модели</w:t>
+        <w:t>Слайд 11. Длина обучающей выборки</w:t>
       </w:r>
     </w:p>
     <w:p>
@@ -628,7 +704,22 @@
           <w:i w:val="0"/>
           <w:sz w:val="28"/>
         </w:rPr>
-        <w:t>На графике приведён пример ежедневного ряда: серым показана обучающая история, чёрным — фактические будущие значения, цветными линиями — прогнозы моделей; в легенде указан показатель sMAPE.</w:t>
+        <w:t>Почему так? Главная причина — длина ряда. На диаграмме — sMAPE на ежедневных рядах M4, самых длинных. Здесь картина переворачивается: TimesNet с результатом 3,6 уже на уровне Auto-ARIMA и ETS, а PatchTST, N-BEATS и Helformer идут плотной группой рядом. Prophet ожидаемо в стороне — он слаб на недельной сезонности. Главный вывод слайда: есть порог длины, примерно 50–100 наблюдений. Ниже него правит классика, выше — сети догоняют.</w:t>
+      </w:r>
+    </w:p>
+    <w:p>
+      <w:pPr>
+        <w:spacing w:after="80"/>
+        <w:jc w:val="left"/>
+      </w:pPr>
+      <w:r>
+        <w:rPr>
+          <w:rFonts w:ascii="Times New Roman" w:hAnsi="Times New Roman"/>
+          <w:b/>
+          <w:i w:val="0"/>
+          <w:sz w:val="28"/>
+        </w:rPr>
+        <w:t>Слайд 12. Предобучение</w:t>
       </w:r>
     </w:p>
     <w:p>
@@ -643,7 +734,7 @@
           <w:i w:val="0"/>
           <w:sz w:val="28"/>
         </w:rPr>
-        <w:t>Прогнозы предобученных нейросетевых моделей плотно следуют фактической траектории и точнее классических ARIMA и ETS, показанных пунктиром. Количественно: на месячных рядах M3 предобученный TimesNet точнее ETS, а на ежедневных рядах M4 предобученный PatchTST точнее Auto-ARIMA и ETS. При достаточном объёме данных предобученные модели обеспечивают точность выше лучших классических.</w:t>
+        <w:t>А теперь самый важный результат работы — предобучение. Идея простая: сначала учим модель на большом корпусе рядов, а потом дообучаем на конкретном. На диаграмме — относительное улучшение sMAPE; почти всё положительное. В среднем плюс 31 процент у DLinear, плюс 25 у Autoformer, плюс 18 у Helformer. Предобучение буквально вытаскивает слабые модели на конкурентный уровень.</w:t>
       </w:r>
     </w:p>
     <w:p>
@@ -658,7 +749,7 @@
           <w:i w:val="0"/>
           <w:sz w:val="28"/>
         </w:rPr>
-        <w:t>Слайд 10. Сводное сравнение по категориям</w:t>
+        <w:t>Слайд 13. Эффект предобучения на прогнозе</w:t>
       </w:r>
     </w:p>
     <w:p>
@@ -673,7 +764,7 @@
           <w:i w:val="0"/>
           <w:sz w:val="28"/>
         </w:rPr>
-        <w:t>Таблица обобщает показатель sMAPE по всем шести частотным категориям. Сверху — классические модели в режиме обучения на одном ряде, снизу — предобученные нейросетевые. Прошу обратить внимание не на отдельные числа, а на распределение по столбцам.</w:t>
+        <w:t>Покажу это на одном ряде. Серая линия — история обучения, чёрная — факт, оранжевые — прогнозы Autoformer. И сразу отвечу на замечание с предзащиты: прогноз теперь начинается ровно от последней точки обучения, без разрыва — это видно по подписи на границе.</w:t>
       </w:r>
     </w:p>
     <w:p>
@@ -688,7 +779,7 @@
           <w:i w:val="0"/>
           <w:sz w:val="28"/>
         </w:rPr>
-        <w:t>Выделенные столбцы M3-M и M4-D — месячные ряды M3 и ежедневные ряды M4 — показывают, что предобученные нейросетевые модели здесь точнее лучшей классики. На коротких рядах, слева, классические модели сохраняют преимущество. Таблица наглядно демонстрирует, что предобучение смещает преимущество в сторону нейросетей при достаточном объёме данных.</w:t>
+        <w:t>Пунктир — модель с нуля, ошибка 3,8 процента, она уходит вверх от факта. Сплошная линия — та же модель после предобучения, ошибка всего 1 процент, и она плотно повторяет факт. Один и тот же Autoformer — разница в три раза.</w:t>
       </w:r>
     </w:p>
     <w:p>
@@ -703,7 +794,7 @@
           <w:i w:val="0"/>
           <w:sz w:val="28"/>
         </w:rPr>
-        <w:t>Слайд 11. Анализ отдельных временных рядов</w:t>
+        <w:t>Слайд 14. Крупный прогноз</w:t>
       </w:r>
     </w:p>
     <w:p>
@@ -718,7 +809,22 @@
           <w:i w:val="0"/>
           <w:sz w:val="28"/>
         </w:rPr>
-        <w:t>Чтобы оценить распространённость наблюдаемого эффекта, проведён поэлементный анализ. На графике — характерный ряд, на котором нейросетевые модели точно воспроизводят восходящую динамику фактических значений, тогда как классические подходы отстают.</w:t>
+        <w:t>Этот слайд — по просьбе комиссии, только прогнозы и крупно. Ежедневный ряд, все модели на одном горизонте. Чёрная жирная — факт. Сплошные линии — предобученные нейросети: PatchTST даёт 0,3 процента, FEDformer — 0,6, Helformer — 0,7. Пунктиром — классика: Auto-ARIMA и ETS по 1,3 процента. Видно невооружённым глазом: сети идут прямо по факту, классика заметно выше. Все обозначения я продублировал текстом справа.</w:t>
+      </w:r>
+    </w:p>
+    <w:p>
+      <w:pPr>
+        <w:spacing w:after="80"/>
+        <w:jc w:val="left"/>
+      </w:pPr>
+      <w:r>
+        <w:rPr>
+          <w:rFonts w:ascii="Times New Roman" w:hAnsi="Times New Roman"/>
+          <w:b/>
+          <w:i w:val="0"/>
+          <w:sz w:val="28"/>
+        </w:rPr>
+        <w:t>Слайд 15. Сводная таблица</w:t>
       </w:r>
     </w:p>
     <w:p>
@@ -733,7 +839,7 @@
           <w:i w:val="0"/>
           <w:sz w:val="28"/>
         </w:rPr>
-        <w:t>Количественно: на 517 из 1000 ежедневных рядов хотя бы одна нейросетевая модель точнее лучшей классической, а на 295 рядах преимущество имеют три и более нейросетевых модели. Следовательно, преимущество носит массовый, а не единичный характер.</w:t>
+        <w:t>Сведём всё в таблицу sMAPE по шести категориям. Сверху — классика, снизу — предобученные сети. Смотрите не на отдельные числа, а на два выделенных столбца: месячные ряды M3 и ежедневные M4. Здесь предобученные сети уже точнее лучшей классики. Слева, на коротких рядах, классика по-прежнему впереди. То есть предобучение смещает баланс в пользу сетей, но только там, где хватает данных.</w:t>
       </w:r>
     </w:p>
     <w:p>
@@ -748,7 +854,7 @@
           <w:i w:val="0"/>
           <w:sz w:val="28"/>
         </w:rPr>
-        <w:t>Слайд 12. Итеративное прогнозирование: проблемы</w:t>
+        <w:t>Слайд 16. Анализ отдельных рядов</w:t>
       </w:r>
     </w:p>
     <w:p>
@@ -763,7 +869,7 @@
           <w:i w:val="0"/>
           <w:sz w:val="28"/>
         </w:rPr>
-        <w:t>Отдельно исследована устойчивость моделей в итеративном режиме, при котором ошибка накапливается на горизонте прогноза. Установлено, что сильнее всего деградируют модели с обучаемой декомпозицией: FEDformer и TimesNet теряют около пяти пунктов sMAPE, поскольку выделенные компоненты искажаются на собственных прогнозах. Наиболее устойчивым трансформером оказался PatchTST, не использующий явного разделения на компоненты. Классические модели практически нечувствительны к режиму. Отсюда следует, что тип декомпозиции должен соответствовать режиму прогнозирования, а выбор модели — учитывать не только точность, но и условия её применения.</w:t>
+        <w:t>Важно показать, что это не один удачный ряд. На графике сети чётко повторяют динамику факта, классика отстаёт. А в цифрах: на 517 из тысячи ежедневных рядов хотя бы одна сеть точнее лучшей классики, и на 295 рядах выигрывают сразу три и более сетей. Преимущество массовое, а не случайное.</w:t>
       </w:r>
     </w:p>
     <w:p>
@@ -778,7 +884,7 @@
           <w:i w:val="0"/>
           <w:sz w:val="28"/>
         </w:rPr>
-        <w:t>Слайд 13. Итеративное прогнозирование: масштаб деградации</w:t>
+        <w:t>Слайд 17. Итеративное прогнозирование</w:t>
       </w:r>
     </w:p>
     <w:p>
@@ -793,7 +899,22 @@
           <w:i w:val="0"/>
           <w:sz w:val="28"/>
         </w:rPr>
-        <w:t>На диаграмме для каждой модели сопоставлены два значения sMAPE: синий столбец — прямой прогноз, оранжевый — итеративный. Модели упорядочены по росту деградации слева направо, над столбцами подписан прирост ошибки.</w:t>
+        <w:t>Теперь обратная сторона. В итеративном режиме модель кормит сама себя своими же прогнозами, и ошибка накапливается. Сильнее всех страдают модели с обучаемой декомпозицией — FEDformer и TimesNet теряют около пяти пунктов sMAPE: их компоненты искажаются на собственных прогнозах. PatchTST устойчив — он не делит ряд на компоненты. Классика почти нечувствительна. Вывод: тип декомпозиции должен соответствовать режиму.</w:t>
+      </w:r>
+    </w:p>
+    <w:p>
+      <w:pPr>
+        <w:spacing w:after="80"/>
+        <w:jc w:val="left"/>
+      </w:pPr>
+      <w:r>
+        <w:rPr>
+          <w:rFonts w:ascii="Times New Roman" w:hAnsi="Times New Roman"/>
+          <w:b/>
+          <w:i w:val="0"/>
+          <w:sz w:val="28"/>
+        </w:rPr>
+        <w:t>Слайд 18. Масштаб деградации</w:t>
       </w:r>
     </w:p>
     <w:p>
@@ -808,7 +929,7 @@
           <w:i w:val="0"/>
           <w:sz w:val="28"/>
         </w:rPr>
-        <w:t>У классических моделей — Seasonal Naive, Auto-ARIMA, ETS — столбцы практически одинаковы: деградации нет. У моделей с обучаемой декомпозицией — TimesNet, Autoformer, FEDformer — итеративный столбец заметно выше: потеря составляет от четырёх до шести пунктов sMAPE. Это количественно подтверждает: чем сложнее обучаемое разложение, тем сильнее накопление ошибки в многошаговом режиме.</w:t>
+        <w:t>На диаграмме это в цифрах: синий столбец — прямой прогноз, оранжевый — итеративный. У классики столбцы одинаковые — деградации нет. У FEDformer, Autoformer и TimesNet оранжевый заметно выше — потеря от четырёх до шести пунктов. Чем сложнее обучаемое разложение, тем дороже обходится многошаговый режим.</w:t>
       </w:r>
     </w:p>
     <w:p>
@@ -823,7 +944,7 @@
           <w:i w:val="0"/>
           <w:sz w:val="28"/>
         </w:rPr>
-        <w:t>Слайд 14. Выводы и практические рекомендации</w:t>
+        <w:t>Слайд 19. Выводы</w:t>
       </w:r>
     </w:p>
     <w:p>
@@ -838,7 +959,22 @@
           <w:i w:val="0"/>
           <w:sz w:val="28"/>
         </w:rPr>
-        <w:t>Сформулирую основные результаты. Первый: длина обучающей выборки является определяющим фактором — ниже порога около 50–100 наблюдений предпочтительны ETS и Auto-ARIMA, выше — нейросетевые модели конкурентоспособны. Второй: лучшая нейросетевая модель в режиме обучения на одном ряде — TimesNet. Третий, наиболее значимый: предобучение повышает качество нейросетевых моделей на 18–32 процента и выводит их на уровень и выше классики на месячных рядах M3 и ежедневных M4. Четвёртый: тип декомпозиции должен соответствовать режиму прогнозирования.</w:t>
+        <w:t>Собираю результаты. Первое: длина ряда — определяющий фактор; ниже порога правит классика, выше — сети конкурентоспособны. Второе: лучшая сеть при обучении на одном ряде — TimesNet. Третье, главное: предобучение даёт плюс 18–32 процента и выводит сети на уровень и выше классики на месячных M3 и ежедневных M4. Четвёртое: обучаемая декомпозиция гибче, но хрупка в итеративном режиме. Общий вывод: сила нейросетей не абсолютна — её определяют длина ряда, режим обучения и объём данных.</w:t>
+      </w:r>
+    </w:p>
+    <w:p>
+      <w:pPr>
+        <w:spacing w:after="80"/>
+        <w:jc w:val="left"/>
+      </w:pPr>
+      <w:r>
+        <w:rPr>
+          <w:rFonts w:ascii="Times New Roman" w:hAnsi="Times New Roman"/>
+          <w:b/>
+          <w:i w:val="0"/>
+          <w:sz w:val="28"/>
+        </w:rPr>
+        <w:t>Слайд 20. Когда строить сложные модели</w:t>
       </w:r>
     </w:p>
     <w:p>
@@ -853,7 +989,7 @@
           <w:i w:val="0"/>
           <w:sz w:val="28"/>
         </w:rPr>
-        <w:t>Общий вывод работы состоит в том, что эффективность нейросетевых механизмов не является абсолютной — она определяется длиной ряда, режимом обучения и доступным объёмом данных.</w:t>
+        <w:t>И прямой ответ на вопрос, который наверняка прозвучит: когда вообще стоит браться за сложные модели. Если ряды короткие — берите классику, ETS или ARIMA, сети просто не успеют обучиться. Если ряды длинные и есть корпус похожих рядов — сложная сеть с предобучением окупается, это плюс 18–32 процента. Если прогноз итеративный — снова простые модели, сложная декомпозиция накопит ошибку. Короче: сложная модель оправдана при длинных рядах, доступном корпусе для предобучения и прямом режиме прогноза.</w:t>
       </w:r>
     </w:p>
     <w:p>
@@ -868,7 +1004,7 @@
           <w:i w:val="0"/>
           <w:sz w:val="28"/>
         </w:rPr>
-        <w:t>Слайд 15. Список литературы</w:t>
+        <w:t>Слайд 21. Список литературы</w:t>
       </w:r>
     </w:p>
     <w:p>
@@ -883,7 +1019,7 @@
           <w:i w:val="0"/>
           <w:sz w:val="28"/>
         </w:rPr>
-        <w:t>На слайде приведён избранный перечень ключевых источников. Полный пронумерованный список из 49 источников, оформленный по ГОСТ Р 7.0.5-2008, представлен в тексте выпускной квалификационной работы.</w:t>
+        <w:t>На слайде — ключевые источники. Полный список из 51 источника по ГОСТ приведён в тексте работы.</w:t>
       </w:r>
     </w:p>
     <w:p>
@@ -898,7 +1034,7 @@
           <w:i w:val="0"/>
           <w:sz w:val="28"/>
         </w:rPr>
-        <w:t>Слайд 16. Заключение</w:t>
+        <w:t>Слайд 22. Заключение</w:t>
       </w:r>
     </w:p>
     <w:p>
@@ -913,7 +1049,37 @@
           <w:i w:val="0"/>
           <w:sz w:val="28"/>
         </w:rPr>
-        <w:t>На этом доклад завершён. Благодарю за внимание. Готов ответить на вопросы комиссии.</w:t>
+        <w:t>На этом доклад завершён. Спасибо за внимание — готов ответить на вопросы.</w:t>
+      </w:r>
+    </w:p>
+    <w:p>
+      <w:pPr>
+        <w:spacing w:after="80"/>
+        <w:jc w:val="left"/>
+      </w:pPr>
+      <w:r>
+        <w:rPr>
+          <w:rFonts w:ascii="Times New Roman" w:hAnsi="Times New Roman"/>
+          <w:b/>
+          <w:i w:val="0"/>
+          <w:sz w:val="28"/>
+        </w:rPr>
+        <w:t>Доп. 1–3. Экономическая часть (резервные слайды)</w:t>
+      </w:r>
+    </w:p>
+    <w:p>
+      <w:pPr>
+        <w:spacing w:after="120"/>
+        <w:jc w:val="both"/>
+      </w:pPr>
+      <w:r>
+        <w:rPr>
+          <w:rFonts w:ascii="Times New Roman" w:hAnsi="Times New Roman"/>
+          <w:b w:val="0"/>
+          <w:i w:val="0"/>
+          <w:sz w:val="28"/>
+        </w:rPr>
+        <w:t>Экономическая часть выполнена в рамках общего стартапа «ГМ-ПВР». Полная себестоимость разработки — 890 тысяч рублей, основные статьи — накладные расходы и зарплата. По бизнес-плану: чистая приведённая стоимость около 48 миллионов рублей, индекс рентабельности около 55, окупаемость — в пределах первого квартала, а в консервативном сценарии — к концу пятого месяца продаж. Экономия для клиента — порядка 815 тысяч рублей в месяц. Эти слайды держу как резервные на случай вопросов по экономике.</w:t>
       </w:r>
     </w:p>
     <w:sectPr>
